--- a/doc/NARCISSUS_Transferability_Paper.docx
+++ b/doc/NARCISSUS_Transferability_Paper.docx
@@ -36,6 +36,23 @@
         </w:rPr>
         <w:t>廖镇泉</w:t>
       </w:r>
+      <w:r>
+        <w:tab/>
+      </w:r>
+      <w:r>
+        <w:rPr>
+          <w:rFonts w:hint="eastAsia"/>
+        </w:rPr>
+        <w:t>20232131040</w:t>
+      </w:r>
+      <w:proofErr w:type="gramStart"/>
+      <w:r>
+        <w:rPr>
+          <w:rFonts w:hint="eastAsia"/>
+        </w:rPr>
+        <w:t>章鸿辉</w:t>
+      </w:r>
+      <w:proofErr w:type="gramEnd"/>
     </w:p>
     <w:p>
       <w:pPr>
@@ -44,14 +61,43 @@
           <w:rFonts w:hint="eastAsia"/>
         </w:rPr>
       </w:pPr>
-      <w:proofErr w:type="gramStart"/>
-      <w:r>
-        <w:rPr>
-          <w:rFonts w:hint="eastAsia"/>
-        </w:rPr>
-        <w:t>章鸿辉</w:t>
-      </w:r>
-      <w:proofErr w:type="gramEnd"/>
+      <w:r>
+        <w:t>G</w:t>
+      </w:r>
+      <w:r>
+        <w:rPr>
+          <w:rFonts w:hint="eastAsia"/>
+        </w:rPr>
+        <w:t>ithub</w:t>
+      </w:r>
+      <w:r>
+        <w:rPr>
+          <w:rFonts w:hint="eastAsia"/>
+        </w:rPr>
+        <w:t>仓库</w:t>
+      </w:r>
+      <w:r>
+        <w:rPr>
+          <w:rFonts w:hint="eastAsia"/>
+        </w:rPr>
+        <w:t xml:space="preserve"> </w:t>
+      </w:r>
+      <w:hyperlink r:id="rId7" w:history="1">
+        <w:r>
+          <w:rPr>
+            <w:color w:val="0000FF"/>
+            <w:u w:val="single"/>
+          </w:rPr>
+          <w:t>quanizumi/NARCISSUS_Transferability: NARCISSUS</w:t>
+        </w:r>
+        <w:r>
+          <w:rPr>
+            <w:color w:val="0000FF"/>
+            <w:u w:val="single"/>
+          </w:rPr>
+          <w:t>触发器跨架构可转移性研究</w:t>
+        </w:r>
+      </w:hyperlink>
     </w:p>
     <w:p>
       <w:pPr>
@@ -68,6 +114,7 @@
     <w:p>
       <w:pPr>
         <w:pStyle w:val="FirstParagraph"/>
+        <w:ind w:firstLineChars="200" w:firstLine="480"/>
       </w:pPr>
       <w:r>
         <w:rPr>
@@ -198,7 +245,7 @@
       </w:pPr>
       <w:bookmarkStart w:id="3" w:name="研究背景"/>
       <w:r>
-        <w:t xml:space="preserve">1.1 </w:t>
+        <w:t xml:space="preserve">1. </w:t>
       </w:r>
       <w:r>
         <w:rPr>
@@ -210,6 +257,7 @@
     <w:p>
       <w:pPr>
         <w:pStyle w:val="FirstParagraph"/>
+        <w:ind w:firstLineChars="200" w:firstLine="480"/>
       </w:pPr>
       <w:r>
         <w:rPr>
@@ -287,6 +335,7 @@
     <w:p>
       <w:pPr>
         <w:pStyle w:val="a0"/>
+        <w:ind w:firstLineChars="200" w:firstLine="480"/>
       </w:pPr>
       <w:r>
         <w:rPr>
@@ -380,7 +429,16 @@
       <w:bookmarkStart w:id="4" w:name="研究动机"/>
       <w:bookmarkEnd w:id="3"/>
       <w:r>
-        <w:t xml:space="preserve">1.2 </w:t>
+        <w:t>2</w:t>
+      </w:r>
+      <w:r>
+        <w:rPr>
+          <w:rFonts w:hint="eastAsia"/>
+        </w:rPr>
+        <w:t>.</w:t>
+      </w:r>
+      <w:r>
+        <w:t xml:space="preserve"> </w:t>
       </w:r>
       <w:r>
         <w:rPr>
@@ -392,6 +450,7 @@
     <w:p>
       <w:pPr>
         <w:pStyle w:val="FirstParagraph"/>
+        <w:ind w:firstLineChars="200" w:firstLine="480"/>
       </w:pPr>
       <w:r>
         <w:rPr>
@@ -506,6 +565,7 @@
     <w:p>
       <w:pPr>
         <w:pStyle w:val="a0"/>
+        <w:ind w:firstLineChars="200" w:firstLine="480"/>
       </w:pPr>
       <w:r>
         <w:rPr>
@@ -545,7 +605,16 @@
       <w:bookmarkStart w:id="5" w:name="研究贡献"/>
       <w:bookmarkEnd w:id="4"/>
       <w:r>
-        <w:t xml:space="preserve">1.3 </w:t>
+        <w:t>3</w:t>
+      </w:r>
+      <w:r>
+        <w:rPr>
+          <w:rFonts w:hint="eastAsia"/>
+        </w:rPr>
+        <w:t>.</w:t>
+      </w:r>
+      <w:r>
+        <w:t xml:space="preserve"> </w:t>
       </w:r>
       <w:r>
         <w:rPr>
@@ -557,6 +626,7 @@
     <w:p>
       <w:pPr>
         <w:pStyle w:val="FirstParagraph"/>
+        <w:ind w:firstLine="480"/>
       </w:pPr>
       <w:r>
         <w:rPr>
@@ -568,6 +638,7 @@
     <w:p>
       <w:pPr>
         <w:pStyle w:val="a0"/>
+        <w:ind w:firstLine="480"/>
       </w:pPr>
       <w:r>
         <w:rPr>
@@ -612,6 +683,7 @@
     <w:p>
       <w:pPr>
         <w:pStyle w:val="a0"/>
+        <w:ind w:firstLine="480"/>
       </w:pPr>
       <w:r>
         <w:rPr>
@@ -623,6 +695,7 @@
     <w:p>
       <w:pPr>
         <w:pStyle w:val="a0"/>
+        <w:ind w:firstLine="480"/>
       </w:pPr>
       <w:r>
         <w:rPr>
@@ -641,13 +714,6 @@
           <w:rFonts w:hint="eastAsia"/>
         </w:rPr>
         <w:t>触发器具有出色的跨架构转移性，传统的基于模型特定后门检测的方法可能面临更大挑战，这要求研究者开发更加鲁棒的防御机制。</w:t>
-      </w:r>
-    </w:p>
-    <w:p>
-      <w:r>
-        <w:pict w14:anchorId="7A3250B0">
-          <v:rect id="_x0000_i1292" style="width:0;height:1.5pt" o:hralign="center" o:hrstd="t" o:hr="t"/>
-        </w:pict>
       </w:r>
     </w:p>
     <w:p>
@@ -670,7 +736,7 @@
       </w:pPr>
       <w:bookmarkStart w:id="7" w:name="后门攻击概述"/>
       <w:r>
-        <w:t xml:space="preserve">2.1 </w:t>
+        <w:t xml:space="preserve">1 </w:t>
       </w:r>
       <w:r>
         <w:rPr>
@@ -682,6 +748,7 @@
     <w:p>
       <w:pPr>
         <w:pStyle w:val="FirstParagraph"/>
+        <w:ind w:firstLine="480"/>
       </w:pPr>
       <w:r>
         <w:rPr>
@@ -1437,6 +1504,7 @@
     <w:p>
       <w:pPr>
         <w:pStyle w:val="FirstParagraph"/>
+        <w:ind w:firstLine="480"/>
       </w:pPr>
       <w:r>
         <w:rPr>
@@ -1509,65 +1577,68 @@
       <w:bookmarkStart w:id="8" w:name="清洁标签后门攻击"/>
       <w:bookmarkEnd w:id="7"/>
       <w:r>
+        <w:t xml:space="preserve">2. </w:t>
+      </w:r>
+      <w:r>
+        <w:rPr>
+          <w:rFonts w:hint="eastAsia"/>
+        </w:rPr>
+        <w:t>清洁标签后门攻击</w:t>
+      </w:r>
+    </w:p>
+    <w:p>
+      <w:pPr>
+        <w:pStyle w:val="FirstParagraph"/>
+        <w:ind w:firstLine="480"/>
+      </w:pPr>
+      <w:r>
+        <w:rPr>
+          <w:rFonts w:hint="eastAsia"/>
+        </w:rPr>
+        <w:t>传统的后门攻击（如</w:t>
+      </w:r>
+      <w:r>
+        <w:rPr>
+          <w:rFonts w:hint="eastAsia"/>
+        </w:rPr>
+        <w:t>BadNets[4]</w:t>
+      </w:r>
+      <w:r>
+        <w:rPr>
+          <w:rFonts w:hint="eastAsia"/>
+        </w:rPr>
+        <w:t>、</w:t>
+      </w:r>
+      <w:r>
+        <w:rPr>
+          <w:rFonts w:hint="eastAsia"/>
+        </w:rPr>
+        <w:t>Blend[5]</w:t>
+      </w:r>
+      <w:r>
+        <w:rPr>
+          <w:rFonts w:hint="eastAsia"/>
+        </w:rPr>
+        <w:t>）采用脏标签方式，即投毒样本的标签被修改为目标类别。这类攻击虽然有效，但投毒样本与原始标签明显不一致，容易被检测。</w:t>
+      </w:r>
+    </w:p>
+    <w:p>
+      <w:pPr>
+        <w:pStyle w:val="a0"/>
+        <w:ind w:firstLine="480"/>
+      </w:pPr>
+      <w:r>
+        <w:rPr>
+          <w:rFonts w:hint="eastAsia"/>
+        </w:rPr>
         <w:lastRenderedPageBreak/>
-        <w:t xml:space="preserve">2.2 </w:t>
-      </w:r>
-      <w:r>
-        <w:rPr>
-          <w:rFonts w:hint="eastAsia"/>
-        </w:rPr>
-        <w:t>清洁标签后门攻击</w:t>
-      </w:r>
-    </w:p>
-    <w:p>
-      <w:pPr>
-        <w:pStyle w:val="FirstParagraph"/>
-      </w:pPr>
-      <w:r>
-        <w:rPr>
-          <w:rFonts w:hint="eastAsia"/>
-        </w:rPr>
-        <w:t>传统的后门攻击（如</w:t>
-      </w:r>
-      <w:r>
-        <w:rPr>
-          <w:rFonts w:hint="eastAsia"/>
-        </w:rPr>
-        <w:t>BadNets[4]</w:t>
-      </w:r>
-      <w:r>
-        <w:rPr>
-          <w:rFonts w:hint="eastAsia"/>
-        </w:rPr>
-        <w:t>、</w:t>
-      </w:r>
-      <w:r>
-        <w:rPr>
-          <w:rFonts w:hint="eastAsia"/>
-        </w:rPr>
-        <w:t>Blend[5]</w:t>
-      </w:r>
-      <w:r>
-        <w:rPr>
-          <w:rFonts w:hint="eastAsia"/>
-        </w:rPr>
-        <w:t>）采用脏标签方式，即投毒样本的标签被修改为目标类别。这类攻击虽然有效，但投毒样本与原始标签明显不一致，容易被检测。</w:t>
+        <w:t>清洁标签后门攻击要求投毒样本的标签保持与原始输入一致，从而提高攻击的隐蔽性。现有的清洁标签攻击方法主要包括：</w:t>
       </w:r>
     </w:p>
     <w:p>
       <w:pPr>
         <w:pStyle w:val="a0"/>
-      </w:pPr>
-      <w:r>
-        <w:rPr>
-          <w:rFonts w:hint="eastAsia"/>
-        </w:rPr>
-        <w:t>清洁标签后门攻击要求投毒样本的标签保持与原始输入一致，从而提高攻击的隐蔽性。现有的清洁标签攻击方法主要包括：</w:t>
-      </w:r>
-    </w:p>
-    <w:p>
-      <w:pPr>
-        <w:pStyle w:val="a0"/>
+        <w:ind w:firstLine="480"/>
       </w:pPr>
       <w:r>
         <w:rPr>
@@ -1604,6 +1675,7 @@
     <w:p>
       <w:pPr>
         <w:pStyle w:val="a0"/>
+        <w:ind w:firstLine="480"/>
       </w:pPr>
       <w:r>
         <w:rPr>
@@ -1628,6 +1700,7 @@
     <w:p>
       <w:pPr>
         <w:pStyle w:val="a0"/>
+        <w:ind w:firstLine="480"/>
       </w:pPr>
       <w:r>
         <w:rPr>
@@ -1652,6 +1725,7 @@
     <w:p>
       <w:pPr>
         <w:pStyle w:val="a0"/>
+        <w:ind w:firstLine="480"/>
       </w:pPr>
       <w:r>
         <w:rPr>
@@ -1667,7 +1741,16 @@
       <w:bookmarkStart w:id="9" w:name="narcissus攻击方法"/>
       <w:bookmarkEnd w:id="8"/>
       <w:r>
-        <w:t xml:space="preserve">2.3 </w:t>
+        <w:t>3</w:t>
+      </w:r>
+      <w:r>
+        <w:rPr>
+          <w:rFonts w:hint="eastAsia"/>
+        </w:rPr>
+        <w:t>.</w:t>
+      </w:r>
+      <w:r>
+        <w:t xml:space="preserve"> </w:t>
       </w:r>
       <w:r>
         <w:rPr>
@@ -1685,6 +1768,7 @@
     <w:p>
       <w:pPr>
         <w:pStyle w:val="FirstParagraph"/>
+        <w:ind w:firstLine="480"/>
       </w:pPr>
       <w:r>
         <w:rPr>
@@ -1714,6 +1798,7 @@
     <w:p>
       <w:pPr>
         <w:pStyle w:val="a0"/>
+        <w:ind w:firstLine="480"/>
       </w:pPr>
       <w:r>
         <w:rPr>
@@ -1731,6 +1816,7 @@
     <w:p>
       <w:pPr>
         <w:pStyle w:val="a0"/>
+        <w:ind w:firstLine="480"/>
       </w:pPr>
       <w:r>
         <w:rPr>
@@ -1786,6 +1872,7 @@
     <w:p>
       <w:pPr>
         <w:pStyle w:val="a0"/>
+        <w:ind w:firstLine="480"/>
       </w:pPr>
       <w:r>
         <w:rPr>
@@ -2193,6 +2280,7 @@
     <w:p>
       <w:pPr>
         <w:pStyle w:val="a0"/>
+        <w:ind w:firstLine="480"/>
       </w:pPr>
       <w:r>
         <w:rPr>
@@ -2227,6 +2315,7 @@
     <w:p>
       <w:pPr>
         <w:pStyle w:val="a0"/>
+        <w:ind w:firstLine="480"/>
       </w:pPr>
       <w:r>
         <w:rPr>
@@ -2273,12 +2362,12 @@
     <w:p>
       <w:pPr>
         <w:pStyle w:val="a0"/>
-      </w:pPr>
-      <w:r>
-        <w:rPr>
-          <w:rFonts w:hint="eastAsia"/>
-        </w:rPr>
-        <w:lastRenderedPageBreak/>
+        <w:ind w:firstLine="480"/>
+      </w:pPr>
+      <w:r>
+        <w:rPr>
+          <w:rFonts w:hint="eastAsia"/>
+        </w:rPr>
         <w:t>NARCISSUS</w:t>
       </w:r>
       <w:r>
@@ -2295,7 +2384,17 @@
       <w:bookmarkStart w:id="10" w:name="后门防御研究"/>
       <w:bookmarkEnd w:id="9"/>
       <w:r>
-        <w:t xml:space="preserve">2.4 </w:t>
+        <w:lastRenderedPageBreak/>
+        <w:t>4</w:t>
+      </w:r>
+      <w:r>
+        <w:rPr>
+          <w:rFonts w:hint="eastAsia"/>
+        </w:rPr>
+        <w:t>.</w:t>
+      </w:r>
+      <w:r>
+        <w:t xml:space="preserve"> </w:t>
       </w:r>
       <w:r>
         <w:rPr>
@@ -2307,6 +2406,7 @@
     <w:p>
       <w:pPr>
         <w:pStyle w:val="FirstParagraph"/>
+        <w:ind w:firstLine="480"/>
       </w:pPr>
       <w:r>
         <w:rPr>
@@ -2330,6 +2430,7 @@
     <w:p>
       <w:pPr>
         <w:pStyle w:val="a0"/>
+        <w:ind w:firstLine="480"/>
       </w:pPr>
       <w:r>
         <w:rPr>
@@ -2382,6 +2483,7 @@
     <w:p>
       <w:pPr>
         <w:pStyle w:val="a0"/>
+        <w:ind w:firstLine="480"/>
       </w:pPr>
       <w:r>
         <w:rPr>
@@ -2425,6 +2527,7 @@
     <w:p>
       <w:pPr>
         <w:pStyle w:val="a0"/>
+        <w:ind w:firstLine="480"/>
       </w:pPr>
       <w:r>
         <w:rPr>
@@ -2465,6 +2568,7 @@
     <w:p>
       <w:pPr>
         <w:pStyle w:val="a0"/>
+        <w:ind w:firstLine="480"/>
       </w:pPr>
       <w:r>
         <w:rPr>
@@ -2483,13 +2587,6 @@
           <w:rFonts w:hint="eastAsia"/>
         </w:rPr>
         <w:t>对这些防御方法都具有较强的抵抗能力，这进一步凸显了研究其转移性的重要性。</w:t>
-      </w:r>
-    </w:p>
-    <w:p>
-      <w:r>
-        <w:pict w14:anchorId="774E5F21">
-          <v:rect id="_x0000_i1293" style="width:0;height:1.5pt" o:hralign="center" o:hrstd="t" o:hr="t"/>
-        </w:pict>
       </w:r>
     </w:p>
     <w:p>
@@ -2524,7 +2621,16 @@
       </w:pPr>
       <w:bookmarkStart w:id="12" w:name="转移性实验设置"/>
       <w:r>
-        <w:t xml:space="preserve">3.1 </w:t>
+        <w:t>1</w:t>
+      </w:r>
+      <w:r>
+        <w:rPr>
+          <w:rFonts w:hint="eastAsia"/>
+        </w:rPr>
+        <w:t>.</w:t>
+      </w:r>
+      <w:r>
+        <w:t xml:space="preserve"> </w:t>
       </w:r>
       <w:r>
         <w:rPr>
@@ -2536,6 +2642,7 @@
     <w:p>
       <w:pPr>
         <w:pStyle w:val="FirstParagraph"/>
+        <w:ind w:firstLine="480"/>
       </w:pPr>
       <w:r>
         <w:rPr>
@@ -2673,6 +2780,7 @@
     <w:p>
       <w:pPr>
         <w:pStyle w:val="a0"/>
+        <w:ind w:firstLine="480"/>
       </w:pPr>
       <w:r>
         <w:rPr>
@@ -2696,15 +2804,21 @@
     <w:p>
       <w:pPr>
         <w:pStyle w:val="3"/>
-        <w:rPr>
-          <w:rFonts w:hint="eastAsia"/>
-        </w:rPr>
       </w:pPr>
       <w:bookmarkStart w:id="13" w:name="转移性矩阵分析"/>
       <w:bookmarkEnd w:id="12"/>
       <w:r>
         <w:lastRenderedPageBreak/>
-        <w:t xml:space="preserve">3.2 </w:t>
+        <w:t>2</w:t>
+      </w:r>
+      <w:r>
+        <w:rPr>
+          <w:rFonts w:hint="eastAsia"/>
+        </w:rPr>
+        <w:t>.</w:t>
+      </w:r>
+      <w:r>
+        <w:t xml:space="preserve"> </w:t>
       </w:r>
       <w:r>
         <w:rPr>
@@ -2764,7 +2878,7 @@
                     </pic:cNvPicPr>
                   </pic:nvPicPr>
                   <pic:blipFill>
-                    <a:blip r:embed="rId7"/>
+                    <a:blip r:embed="rId8"/>
                     <a:stretch>
                       <a:fillRect/>
                     </a:stretch>
@@ -3083,6 +3197,7 @@
     <w:p>
       <w:pPr>
         <w:pStyle w:val="a0"/>
+        <w:ind w:firstLine="480"/>
       </w:pPr>
       <w:r>
         <w:rPr>
@@ -3155,6 +3270,7 @@
     <w:p>
       <w:pPr>
         <w:pStyle w:val="a0"/>
+        <w:ind w:firstLine="480"/>
       </w:pPr>
       <w:r>
         <w:rPr>
@@ -3184,6 +3300,7 @@
     <w:p>
       <w:pPr>
         <w:pStyle w:val="a0"/>
+        <w:ind w:firstLine="480"/>
       </w:pPr>
       <w:r>
         <w:rPr>
@@ -3267,6 +3384,7 @@
     <w:p>
       <w:pPr>
         <w:pStyle w:val="a0"/>
+        <w:ind w:firstLine="480"/>
       </w:pPr>
       <w:r>
         <w:rPr>
@@ -3296,6 +3414,7 @@
     <w:p>
       <w:pPr>
         <w:pStyle w:val="a0"/>
+        <w:ind w:firstLine="480"/>
       </w:pPr>
       <w:r>
         <w:rPr>
@@ -3464,6 +3583,7 @@
     <w:p>
       <w:pPr>
         <w:pStyle w:val="a0"/>
+        <w:ind w:firstLine="480"/>
       </w:pPr>
       <w:r>
         <w:rPr>
@@ -3493,9 +3613,6 @@
     <w:p>
       <w:pPr>
         <w:pStyle w:val="a0"/>
-        <w:rPr>
-          <w:rFonts w:hint="eastAsia"/>
-        </w:rPr>
       </w:pPr>
       <w:r>
         <w:rPr>
@@ -3553,7 +3670,7 @@
       <w:bookmarkStart w:id="14" w:name="替代模型有效性分析"/>
       <w:bookmarkEnd w:id="13"/>
       <w:r>
-        <w:t xml:space="preserve">3.3 </w:t>
+        <w:t xml:space="preserve">3. </w:t>
       </w:r>
       <w:r>
         <w:rPr>
@@ -3565,6 +3682,7 @@
     <w:p>
       <w:pPr>
         <w:pStyle w:val="FirstParagraph"/>
+        <w:ind w:firstLine="480"/>
       </w:pPr>
       <w:r>
         <w:rPr>
@@ -3790,6 +3908,7 @@
     <w:p>
       <w:pPr>
         <w:pStyle w:val="a0"/>
+        <w:ind w:firstLine="480"/>
       </w:pPr>
       <w:r>
         <w:rPr>
@@ -3830,6 +3949,7 @@
     <w:p>
       <w:pPr>
         <w:pStyle w:val="a0"/>
+        <w:ind w:firstLine="480"/>
       </w:pPr>
       <w:r>
         <w:rPr>
@@ -3893,6 +4013,7 @@
     <w:p>
       <w:pPr>
         <w:pStyle w:val="a0"/>
+        <w:ind w:firstLine="480"/>
       </w:pPr>
       <w:r>
         <w:rPr>
@@ -3956,6 +4077,7 @@
     <w:p>
       <w:pPr>
         <w:pStyle w:val="a0"/>
+        <w:ind w:firstLine="480"/>
       </w:pPr>
       <w:r>
         <w:rPr>
@@ -4042,9 +4164,6 @@
           <w:p>
             <w:pPr>
               <w:pStyle w:val="a0"/>
-              <w:rPr>
-                <w:rFonts w:hint="eastAsia"/>
-              </w:rPr>
             </w:pPr>
             <w:r>
               <w:rPr>
@@ -4067,7 +4186,7 @@
                           </pic:cNvPicPr>
                         </pic:nvPicPr>
                         <pic:blipFill rotWithShape="1">
-                          <a:blip r:embed="rId8"/>
+                          <a:blip r:embed="rId9"/>
                           <a:srcRect t="3778"/>
                           <a:stretch>
                             <a:fillRect/>
@@ -4106,9 +4225,6 @@
           <w:p>
             <w:pPr>
               <w:pStyle w:val="a0"/>
-              <w:rPr>
-                <w:rFonts w:hint="eastAsia"/>
-              </w:rPr>
             </w:pPr>
             <w:r>
               <w:rPr>
@@ -4130,7 +4246,7 @@
                           </pic:cNvPicPr>
                         </pic:nvPicPr>
                         <pic:blipFill rotWithShape="1">
-                          <a:blip r:embed="rId9"/>
+                          <a:blip r:embed="rId10"/>
                           <a:srcRect t="4161" b="4282"/>
                           <a:stretch>
                             <a:fillRect/>
@@ -4171,7 +4287,16 @@
       <w:bookmarkStart w:id="15" w:name="转移性下降分析"/>
       <w:bookmarkEnd w:id="14"/>
       <w:r>
-        <w:t xml:space="preserve">3.4 </w:t>
+        <w:t>4</w:t>
+      </w:r>
+      <w:r>
+        <w:rPr>
+          <w:rFonts w:hint="eastAsia"/>
+        </w:rPr>
+        <w:t>.</w:t>
+      </w:r>
+      <w:r>
+        <w:t xml:space="preserve"> </w:t>
       </w:r>
       <w:r>
         <w:rPr>
@@ -4657,6 +4782,7 @@
     <w:p>
       <w:pPr>
         <w:pStyle w:val="a0"/>
+        <w:ind w:firstLine="480"/>
       </w:pPr>
       <w:r>
         <w:rPr>
@@ -4774,7 +4900,16 @@
       </w:pPr>
       <w:bookmarkStart w:id="17" w:name="模型容量假设"/>
       <w:r>
-        <w:t xml:space="preserve">4.1 </w:t>
+        <w:t>1</w:t>
+      </w:r>
+      <w:r>
+        <w:rPr>
+          <w:rFonts w:hint="eastAsia"/>
+        </w:rPr>
+        <w:t>.</w:t>
+      </w:r>
+      <w:r>
+        <w:t xml:space="preserve"> </w:t>
       </w:r>
       <w:r>
         <w:rPr>
@@ -4786,6 +4921,7 @@
     <w:p>
       <w:pPr>
         <w:pStyle w:val="FirstParagraph"/>
+        <w:ind w:firstLine="480"/>
       </w:pPr>
       <w:r>
         <w:rPr>
@@ -4813,6 +4949,7 @@
     <w:p>
       <w:pPr>
         <w:pStyle w:val="a0"/>
+        <w:ind w:firstLine="480"/>
       </w:pPr>
       <w:r>
         <w:rPr>
@@ -4869,6 +5006,7 @@
               <w:rPr>
                 <w:rFonts w:hint="eastAsia"/>
               </w:rPr>
+              <w:lastRenderedPageBreak/>
               <w:t>模型</w:t>
             </w:r>
           </w:p>
@@ -4937,7 +5075,6 @@
               <w:jc w:val="center"/>
             </w:pPr>
             <w:r>
-              <w:lastRenderedPageBreak/>
               <w:t>ResNet-18</w:t>
             </w:r>
           </w:p>
@@ -5063,6 +5200,7 @@
     <w:p>
       <w:pPr>
         <w:pStyle w:val="a0"/>
+        <w:ind w:firstLine="480"/>
       </w:pPr>
       <w:r>
         <w:rPr>
@@ -5092,6 +5230,7 @@
     <w:p>
       <w:pPr>
         <w:pStyle w:val="a0"/>
+        <w:ind w:firstLine="480"/>
       </w:pPr>
       <w:r>
         <w:rPr>
@@ -5151,6 +5290,7 @@
     <w:p>
       <w:pPr>
         <w:pStyle w:val="a0"/>
+        <w:ind w:firstLine="480"/>
       </w:pPr>
       <w:r>
         <w:rPr>
@@ -5190,7 +5330,16 @@
       <w:bookmarkStart w:id="18" w:name="转移性对称性假设"/>
       <w:bookmarkEnd w:id="17"/>
       <w:r>
-        <w:t xml:space="preserve">4.2 </w:t>
+        <w:t>2</w:t>
+      </w:r>
+      <w:r>
+        <w:rPr>
+          <w:rFonts w:hint="eastAsia"/>
+        </w:rPr>
+        <w:t>.</w:t>
+      </w:r>
+      <w:r>
+        <w:t xml:space="preserve"> </w:t>
       </w:r>
       <w:r>
         <w:rPr>
@@ -5202,6 +5351,7 @@
     <w:p>
       <w:pPr>
         <w:pStyle w:val="FirstParagraph"/>
+        <w:ind w:firstLine="480"/>
       </w:pPr>
       <w:r>
         <w:rPr>
@@ -5287,6 +5437,7 @@
     <w:p>
       <w:pPr>
         <w:pStyle w:val="a0"/>
+        <w:ind w:firstLine="480"/>
       </w:pPr>
       <w:r>
         <w:rPr>
@@ -5358,6 +5509,7 @@
     <w:p>
       <w:pPr>
         <w:pStyle w:val="a0"/>
+        <w:ind w:firstLine="480"/>
       </w:pPr>
       <w:r>
         <w:rPr>
@@ -5379,7 +5531,16 @@
       <w:bookmarkStart w:id="19" w:name="模型相似性假设"/>
       <w:bookmarkEnd w:id="18"/>
       <w:r>
-        <w:t xml:space="preserve">4.3 </w:t>
+        <w:t>3</w:t>
+      </w:r>
+      <w:r>
+        <w:rPr>
+          <w:rFonts w:hint="eastAsia"/>
+        </w:rPr>
+        <w:t>.</w:t>
+      </w:r>
+      <w:r>
+        <w:t xml:space="preserve"> </w:t>
       </w:r>
       <w:r>
         <w:rPr>
@@ -5391,6 +5552,7 @@
     <w:p>
       <w:pPr>
         <w:pStyle w:val="FirstParagraph"/>
+        <w:ind w:firstLine="480"/>
       </w:pPr>
       <w:r>
         <w:rPr>
@@ -5418,6 +5580,7 @@
     <w:p>
       <w:pPr>
         <w:pStyle w:val="a0"/>
+        <w:ind w:firstLine="480"/>
       </w:pPr>
       <w:r>
         <w:rPr>
@@ -5510,6 +5673,7 @@
     <w:p>
       <w:pPr>
         <w:pStyle w:val="a0"/>
+        <w:ind w:firstLine="480"/>
       </w:pPr>
       <w:r>
         <w:rPr>
@@ -5550,7 +5714,16 @@
       <w:bookmarkEnd w:id="19"/>
       <w:r>
         <w:lastRenderedPageBreak/>
-        <w:t xml:space="preserve">4.4 </w:t>
+        <w:t>4</w:t>
+      </w:r>
+      <w:r>
+        <w:rPr>
+          <w:rFonts w:hint="eastAsia"/>
+        </w:rPr>
+        <w:t>.</w:t>
+      </w:r>
+      <w:r>
+        <w:t xml:space="preserve"> </w:t>
       </w:r>
       <w:r>
         <w:rPr>
@@ -5562,6 +5735,7 @@
     <w:p>
       <w:pPr>
         <w:pStyle w:val="FirstParagraph"/>
+        <w:ind w:firstLine="480"/>
       </w:pPr>
       <w:r>
         <w:rPr>
@@ -5601,6 +5775,7 @@
     <w:p>
       <w:pPr>
         <w:pStyle w:val="a0"/>
+        <w:ind w:firstLine="480"/>
       </w:pPr>
       <w:r>
         <w:rPr>
@@ -5663,6 +5838,7 @@
     <w:p>
       <w:pPr>
         <w:pStyle w:val="a0"/>
+        <w:ind w:firstLine="480"/>
       </w:pPr>
       <w:r>
         <w:rPr>
@@ -5691,7 +5867,16 @@
       </w:pPr>
       <w:bookmarkStart w:id="22" w:name="与基准方法的全面比较"/>
       <w:r>
-        <w:t xml:space="preserve">5.1 </w:t>
+        <w:t>1</w:t>
+      </w:r>
+      <w:r>
+        <w:rPr>
+          <w:rFonts w:hint="eastAsia"/>
+        </w:rPr>
+        <w:t>.</w:t>
+      </w:r>
+      <w:r>
+        <w:t xml:space="preserve"> </w:t>
       </w:r>
       <w:r>
         <w:rPr>
@@ -5703,6 +5888,7 @@
     <w:p>
       <w:pPr>
         <w:pStyle w:val="FirstParagraph"/>
+        <w:ind w:firstLine="480"/>
       </w:pPr>
       <w:r>
         <w:rPr>
@@ -6245,6 +6431,7 @@
     <w:p>
       <w:pPr>
         <w:pStyle w:val="a0"/>
+        <w:ind w:firstLine="480"/>
       </w:pPr>
       <w:r>
         <w:rPr>
@@ -6314,6 +6501,7 @@
     <w:p>
       <w:pPr>
         <w:pStyle w:val="a0"/>
+        <w:ind w:firstLine="480"/>
       </w:pPr>
       <w:r>
         <w:rPr>
@@ -6389,7 +6577,16 @@
       <w:bookmarkStart w:id="23" w:name="防御方法抵抗性分析"/>
       <w:bookmarkEnd w:id="22"/>
       <w:r>
-        <w:t xml:space="preserve">5.2 </w:t>
+        <w:t>2</w:t>
+      </w:r>
+      <w:r>
+        <w:rPr>
+          <w:rFonts w:hint="eastAsia"/>
+        </w:rPr>
+        <w:t>.</w:t>
+      </w:r>
+      <w:r>
+        <w:t xml:space="preserve"> </w:t>
       </w:r>
       <w:r>
         <w:rPr>
@@ -6754,6 +6951,7 @@
     <w:p>
       <w:pPr>
         <w:pStyle w:val="a0"/>
+        <w:ind w:firstLine="480"/>
       </w:pPr>
       <w:r>
         <w:rPr>
@@ -6783,6 +6981,7 @@
     <w:p>
       <w:pPr>
         <w:pStyle w:val="a0"/>
+        <w:ind w:firstLine="480"/>
       </w:pPr>
       <w:r>
         <w:rPr>
@@ -6816,7 +7015,16 @@
       <w:bookmarkStart w:id="24" w:name="关键发现总结"/>
       <w:bookmarkEnd w:id="23"/>
       <w:r>
-        <w:t xml:space="preserve">5.3 </w:t>
+        <w:t>3</w:t>
+      </w:r>
+      <w:r>
+        <w:rPr>
+          <w:rFonts w:hint="eastAsia"/>
+        </w:rPr>
+        <w:t>.</w:t>
+      </w:r>
+      <w:r>
+        <w:t xml:space="preserve"> </w:t>
       </w:r>
       <w:r>
         <w:rPr>
@@ -6884,6 +7092,7 @@
     <w:p>
       <w:pPr>
         <w:pStyle w:val="a0"/>
+        <w:ind w:firstLine="480"/>
       </w:pPr>
       <w:r>
         <w:rPr>
@@ -6960,6 +7169,7 @@
     <w:p>
       <w:pPr>
         <w:pStyle w:val="a0"/>
+        <w:ind w:firstLine="480"/>
       </w:pPr>
       <w:r>
         <w:rPr>
@@ -7086,6 +7296,7 @@
     <w:p>
       <w:pPr>
         <w:pStyle w:val="a0"/>
+        <w:ind w:firstLine="480"/>
       </w:pPr>
       <w:r>
         <w:rPr>
@@ -7174,6 +7385,7 @@
     <w:p>
       <w:pPr>
         <w:pStyle w:val="a0"/>
+        <w:ind w:firstLine="480"/>
       </w:pPr>
       <w:r>
         <w:rPr>
@@ -7203,7 +7415,16 @@
       </w:pPr>
       <w:bookmarkStart w:id="26" w:name="当前防御策略的局限性"/>
       <w:r>
-        <w:t xml:space="preserve">6.1 </w:t>
+        <w:t>1</w:t>
+      </w:r>
+      <w:r>
+        <w:rPr>
+          <w:rFonts w:hint="eastAsia"/>
+        </w:rPr>
+        <w:t>.</w:t>
+      </w:r>
+      <w:r>
+        <w:t xml:space="preserve"> </w:t>
       </w:r>
       <w:r>
         <w:rPr>
@@ -7226,6 +7447,7 @@
     <w:p>
       <w:pPr>
         <w:pStyle w:val="a0"/>
+        <w:ind w:firstLine="480"/>
       </w:pPr>
       <w:r>
         <w:rPr>
@@ -7257,6 +7479,7 @@
     <w:p>
       <w:pPr>
         <w:pStyle w:val="a0"/>
+        <w:ind w:firstLine="480"/>
       </w:pPr>
       <w:r>
         <w:rPr>
@@ -7309,6 +7532,7 @@
     <w:p>
       <w:pPr>
         <w:pStyle w:val="a0"/>
+        <w:ind w:firstLine="480"/>
       </w:pPr>
       <w:r>
         <w:rPr>
@@ -7356,7 +7580,16 @@
       <w:bookmarkStart w:id="27" w:name="未来防御研究方向"/>
       <w:bookmarkEnd w:id="26"/>
       <w:r>
-        <w:t xml:space="preserve">6.2 </w:t>
+        <w:t>2</w:t>
+      </w:r>
+      <w:r>
+        <w:rPr>
+          <w:rFonts w:hint="eastAsia"/>
+        </w:rPr>
+        <w:t>.</w:t>
+      </w:r>
+      <w:r>
+        <w:t xml:space="preserve"> </w:t>
       </w:r>
       <w:r>
         <w:rPr>
@@ -7368,6 +7601,7 @@
     <w:p>
       <w:pPr>
         <w:pStyle w:val="FirstParagraph"/>
+        <w:ind w:firstLine="480"/>
       </w:pPr>
       <w:r>
         <w:rPr>
@@ -7391,6 +7625,7 @@
     <w:p>
       <w:pPr>
         <w:pStyle w:val="a0"/>
+        <w:ind w:firstLine="480"/>
       </w:pPr>
       <w:r>
         <w:rPr>
@@ -7422,6 +7657,7 @@
     <w:p>
       <w:pPr>
         <w:pStyle w:val="a0"/>
+        <w:ind w:firstLine="480"/>
       </w:pPr>
       <w:r>
         <w:rPr>
@@ -7441,6 +7677,7 @@
     <w:p>
       <w:pPr>
         <w:pStyle w:val="a0"/>
+        <w:ind w:firstLine="480"/>
       </w:pPr>
       <w:r>
         <w:rPr>
@@ -7474,6 +7711,7 @@
     <w:p>
       <w:pPr>
         <w:pStyle w:val="FirstParagraph"/>
+        <w:ind w:firstLine="480"/>
       </w:pPr>
       <w:r>
         <w:rPr>
@@ -7497,6 +7735,7 @@
     <w:p>
       <w:pPr>
         <w:pStyle w:val="a0"/>
+        <w:ind w:firstLine="480"/>
       </w:pPr>
       <w:r>
         <w:rPr>
@@ -7544,6 +7783,7 @@
     <w:p>
       <w:pPr>
         <w:pStyle w:val="a0"/>
+        <w:ind w:firstLine="480"/>
       </w:pPr>
       <w:r>
         <w:rPr>
@@ -7603,6 +7843,7 @@
     <w:p>
       <w:pPr>
         <w:pStyle w:val="a0"/>
+        <w:ind w:firstLine="480"/>
       </w:pPr>
       <w:r>
         <w:rPr>
@@ -7675,6 +7916,7 @@
     <w:p>
       <w:pPr>
         <w:pStyle w:val="a0"/>
+        <w:ind w:firstLine="480"/>
       </w:pPr>
       <w:r>
         <w:rPr>
@@ -7708,28 +7950,50 @@
         <w:t>参考文献</w:t>
       </w:r>
     </w:p>
-    <w:p>
-      <w:pPr>
-        <w:pStyle w:val="FirstParagraph"/>
-      </w:pPr>
-      <w:r>
-        <w:t>[1] A. Dosovitskiy, L. Beyer, A. Kolesnikov, D. Weissenborn, X. Zhai, T. Unterthiner, M. Dehghani, M. Minderer, G. Heigold, S. Gelly, et al., “An image is worth 16x16 words: Transformers for image recognition at scale,” arXiv preprint arXiv:2010.11929, 2020.</w:t>
-      </w:r>
-    </w:p>
+    <w:bookmarkEnd w:id="0"/>
+    <w:bookmarkEnd w:id="29"/>
     <w:p>
       <w:pPr>
         <w:pStyle w:val="a0"/>
       </w:pPr>
       <w:r>
-        <w:t>[2] M. Tan and Q. Le, “Efficientnet: Rethinking model scaling for convolutional neural networks,” in International Conference on Machine Learning. PMLR, 2019, pp. 6105-6114.</w:t>
-      </w:r>
+        <w:t xml:space="preserve">[1] A. Dosovitskiy, L. Beyer, A. Kolesnikov, D. Weissenborn, X. Zhai, T. Unterthiner, M. Dehghani, M. Minderer, G. Heigold, S. Gelly, J. Uszkoreit, and N. Cubuk, "An image is worth 16x16 words: Transformers for image recognition at scale," in </w:t>
+      </w:r>
+      <w:r>
+        <w:rPr>
+          <w:i/>
+          <w:iCs/>
+        </w:rPr>
+        <w:t>Proc. Int. Conf. Learn. Represent. (ICLR)</w:t>
+      </w:r>
+      <w:r>
+        <w:t xml:space="preserve">, 2021. [Online]. Available: </w:t>
+      </w:r>
+      <w:hyperlink r:id="rId11" w:history="1">
+        <w:r>
+          <w:rPr>
+            <w:rStyle w:val="af"/>
+          </w:rPr>
+          <w:t>https://arxiv.org/abs/2010.11929</w:t>
+        </w:r>
+      </w:hyperlink>
     </w:p>
     <w:p>
       <w:pPr>
         <w:pStyle w:val="a0"/>
       </w:pPr>
       <w:r>
-        <w:t>[3] J. Devlin, M.-W. Chang, K. Lee, and K. Toutanova, “Bert: Pre-training of deep bidirectional transformers for language understanding,” arXiv preprint arXiv:1810.04805, 2018.</w:t>
+        <w:t xml:space="preserve">[2] M. Tan and Q. Le, "EfficientNet: Rethinking model scaling for convolutional neural networks," in </w:t>
+      </w:r>
+      <w:r>
+        <w:rPr>
+          <w:i/>
+          <w:iCs/>
+        </w:rPr>
+        <w:t>Proc. 36th Int. Conf. Mach. Learn. (ICML)</w:t>
+      </w:r>
+      <w:r>
+        <w:t>, 2019, pp. 6105–6114.</w:t>
       </w:r>
     </w:p>
     <w:p>
@@ -7737,7 +8001,17 @@
         <w:pStyle w:val="a0"/>
       </w:pPr>
       <w:r>
-        <w:t>[4] T. Gu, B. Dolan-Gavitt, and S. Garg, “Badnets: Identifying vulnerabilities in the machine learning model supply chain,” arXiv preprint arXiv:1708.06733, 2017.</w:t>
+        <w:t xml:space="preserve">[3] J. Devlin, M.-W. Chang, K. Lee, and K. Toutanova, "BERT: Pre-training of deep bidirectional transformers for language understanding," in </w:t>
+      </w:r>
+      <w:r>
+        <w:rPr>
+          <w:i/>
+          <w:iCs/>
+        </w:rPr>
+        <w:t>Proc. NAACL-HLT</w:t>
+      </w:r>
+      <w:r>
+        <w:t>, 2019, pp. 4171–4186. doi: 10.18653/v1/N19-1423</w:t>
       </w:r>
     </w:p>
     <w:p>
@@ -7745,7 +8019,17 @@
         <w:pStyle w:val="a0"/>
       </w:pPr>
       <w:r>
-        <w:t>[5] X. Chen, C. Liu, B. Li, K. Lu, and D. Song, “Targeted backdoor attacks on deep learning systems using data poisoning,” arXiv preprint arXiv:1712.05526, 2017.</w:t>
+        <w:t xml:space="preserve">[4] T. Gu, B. Dolan-Gavitt, and S. Garg, "BadNets: Identifying vulnerabilities in the machine learning model supply chain," </w:t>
+      </w:r>
+      <w:r>
+        <w:rPr>
+          <w:i/>
+          <w:iCs/>
+        </w:rPr>
+        <w:t>arXiv preprint arXiv:1708.06733</w:t>
+      </w:r>
+      <w:r>
+        <w:t>, 2017.</w:t>
       </w:r>
     </w:p>
     <w:p>
@@ -7753,7 +8037,17 @@
         <w:pStyle w:val="a0"/>
       </w:pPr>
       <w:r>
-        <w:t>[6] Y. Li, B. Wu, Y. Jiang, Z. Li, and S.-T. Xia, “Backdoor learning: A survey,” arXiv preprint arXiv:2007.08745, 2020.</w:t>
+        <w:t xml:space="preserve">[5] X. Chen, C. Liu, B. Li, K. Lu, and D. Song, "Targeted backdoor attacks on deep learning systems using data poisoning," </w:t>
+      </w:r>
+      <w:r>
+        <w:rPr>
+          <w:i/>
+          <w:iCs/>
+        </w:rPr>
+        <w:t>arXiv preprint arXiv:1712.05526</w:t>
+      </w:r>
+      <w:r>
+        <w:t>, 2017.</w:t>
       </w:r>
     </w:p>
     <w:p>
@@ -7761,7 +8055,17 @@
         <w:pStyle w:val="a0"/>
       </w:pPr>
       <w:r>
-        <w:t>[7] A. Turner, D. Tsipras, and A. Madry, “Label-consistent backdoor attacks,” arXiv preprint arXiv:1912.02771, 2019.</w:t>
+        <w:t xml:space="preserve">[6] Y. Li, B. Wu, Y. Jiang, Z. Li, and S.-T. Xia, "Backdoor learning: A survey," </w:t>
+      </w:r>
+      <w:r>
+        <w:rPr>
+          <w:i/>
+          <w:iCs/>
+        </w:rPr>
+        <w:t>arXiv preprint arXiv:2007.08745</w:t>
+      </w:r>
+      <w:r>
+        <w:t>, 2020.</w:t>
       </w:r>
     </w:p>
     <w:p>
@@ -7769,7 +8073,17 @@
         <w:pStyle w:val="a0"/>
       </w:pPr>
       <w:r>
-        <w:t>[8] Y. Zeng, M. Pan, H. A. Just, L. Lyu, M. Qiu, and R. Jia, “Narcissus: A practical clean-label backdoor attack with limited information,” in Proceedings of the IEEE/CVF Conference on Computer Vision and Pattern Recognition (CVPR), 2023.</w:t>
+        <w:t xml:space="preserve">[7] A. Turner, D. Tsipras, and A. Madry, "Label-consistent backdoor attacks," </w:t>
+      </w:r>
+      <w:r>
+        <w:rPr>
+          <w:i/>
+          <w:iCs/>
+        </w:rPr>
+        <w:t>arXiv preprint arXiv:1912.02771</w:t>
+      </w:r>
+      <w:r>
+        <w:t>, 2019.</w:t>
       </w:r>
     </w:p>
     <w:p>
@@ -7777,7 +8091,17 @@
         <w:pStyle w:val="a0"/>
       </w:pPr>
       <w:r>
-        <w:t>[9] A. Saha, A. Subramanya, and H. Pirsiavash, “Hidden trigger backdoor attacks,” in Proceedings of the AAAI Conference on Artificial Intelligence, vol. 34, 2020, pp. 11957-11965.</w:t>
+        <w:t xml:space="preserve">[8] Y. Zeng, M. Pan, H. A. Just, L. Lyu, M. Qiu, and R. Jia, "Narcissus: A practical clean-label backdoor attack with limited information," in </w:t>
+      </w:r>
+      <w:r>
+        <w:rPr>
+          <w:i/>
+          <w:iCs/>
+        </w:rPr>
+        <w:t>Proc. IEEE/CVF Conf. Comput. Vis. Pattern Recognit. (CVPR)</w:t>
+      </w:r>
+      <w:r>
+        <w:t>, 2023, pp. 27645–27656.</w:t>
       </w:r>
     </w:p>
     <w:p>
@@ -7785,7 +8109,25 @@
         <w:pStyle w:val="a0"/>
       </w:pPr>
       <w:r>
-        <w:t>[10] H. Souri, M. Goldblum, L. Fowl, R. Chellappa, and T. Goldstein, “Sleeper agent: Scalable hidden trigger backdoors for neural networks trained from scratch,” arXiv preprint arXiv:2106.08970, 2021.</w:t>
+        <w:t xml:space="preserve">[9] A. Saha, A. Subramanya, and H. Pirsiavash, "Hidden trigger backdoor attacks," in </w:t>
+      </w:r>
+      <w:r>
+        <w:rPr>
+          <w:i/>
+          <w:iCs/>
+        </w:rPr>
+        <w:t>Proc. AAAI Conf. Artif. Intell.</w:t>
+      </w:r>
+      <w:r>
+        <w:t>, vol. 34, no. 07, 2020, pp. 11957–11965. doi: 10.1609/</w:t>
+      </w:r>
+      <w:proofErr w:type="gramStart"/>
+      <w:r>
+        <w:t>aaai.v</w:t>
+      </w:r>
+      <w:proofErr w:type="gramEnd"/>
+      <w:r>
+        <w:t>34i07.6871</w:t>
       </w:r>
     </w:p>
     <w:p>
@@ -7793,16 +8135,44 @@
         <w:pStyle w:val="a0"/>
       </w:pPr>
       <w:r>
+        <w:t xml:space="preserve">[10] H. Souri, M. Goldblum, L. Fowl, R. Chellappa, and T. Goldstein, "Sleeper agent: Scalable hidden trigger backdoors for neural networks trained from scratch," in </w:t>
+      </w:r>
+      <w:r>
+        <w:rPr>
+          <w:i/>
+          <w:iCs/>
+        </w:rPr>
         <w:lastRenderedPageBreak/>
-        <w:t>[11] B. Wang, Y. Yao, S. Shan, H. Li, B. Viswanath, H. Zheng, and B. Y. Zhao, “Neural cleanse: Identifying and mitigating backdoor attacks in neural networks,” in 2019 IEEE Symposium on Security and Privacy (SP). IEEE, 2019, pp. 707-723.</w:t>
-      </w:r>
+        <w:t>Proc. Int. Conf. Learn. Represent. (ICLR)</w:t>
+      </w:r>
+      <w:r>
+        <w:t xml:space="preserve">, 2022. [Online]. Available: </w:t>
+      </w:r>
+      <w:hyperlink r:id="rId12" w:history="1">
+        <w:r>
+          <w:rPr>
+            <w:rStyle w:val="af"/>
+          </w:rPr>
+          <w:t>https://arxiv.org/abs/2106.08970</w:t>
+        </w:r>
+      </w:hyperlink>
     </w:p>
     <w:p>
       <w:pPr>
         <w:pStyle w:val="a0"/>
       </w:pPr>
       <w:r>
-        <w:t>[12] K. Liu, B. Dolan-Gavitt, and S. Garg, “Fine-pruning: Defending against backdooring attacks on deep neural networks,” in International Symposium on Research in Attacks, Intrusions, and Defenses. Springer, 2018, pp. 273-294.</w:t>
+        <w:t xml:space="preserve">[11] B. Wang, Y. Yao, S. Shan, H. Li, B. Viswanath, H. Zheng, and B. Y. Zhao, "Neural cleanse: Identifying and mitigating backdoor attacks in neural networks," in </w:t>
+      </w:r>
+      <w:r>
+        <w:rPr>
+          <w:i/>
+          <w:iCs/>
+        </w:rPr>
+        <w:t>Proc. IEEE Symp. Secur. Priv. (SP)</w:t>
+      </w:r>
+      <w:r>
+        <w:t>, 2019, pp. 707–723. doi: 10.1109/SP.2019.00031</w:t>
       </w:r>
     </w:p>
     <w:p>
@@ -7810,7 +8180,17 @@
         <w:pStyle w:val="a0"/>
       </w:pPr>
       <w:r>
-        <w:t>[13] Y. Zeng, S. Chen, W. Park, Z. Mao, M. Jin, and R. Jia, “Adversarial unlearning of backdoors via implicit hypergradient,” in International Conference on Learning Representations, 2022.</w:t>
+        <w:t xml:space="preserve">[12] K. Liu, B. Dolan-Gavitt, and S. Garg, "Fine-pruning: Defending against backdooring attacks on deep neural networks," in </w:t>
+      </w:r>
+      <w:r>
+        <w:rPr>
+          <w:i/>
+          <w:iCs/>
+        </w:rPr>
+        <w:t>Proc. Int. Symp. Res. Attacks, Intrusions, Defenses (RAID)</w:t>
+      </w:r>
+      <w:r>
+        <w:t>, 2018, pp. 273–294. doi: 10.1007/978-3-030-00470-5_13</w:t>
       </w:r>
     </w:p>
     <w:p>
@@ -7818,7 +8198,17 @@
         <w:pStyle w:val="a0"/>
       </w:pPr>
       <w:r>
-        <w:t>[14] Y. Li, X. Lyu, N. Koren, L. Lyu, B. Li, and X. Ma, “Anti-backdoor learning: Training clean models on poisoned data,” Advances in Neural Information Processing Systems, vol. 34, 2021.</w:t>
+        <w:t xml:space="preserve">[13] Y. Zeng, S. Chen, W. Park, Z. Mao, M. Jin, and R. Jia, "Adversarial unlearning of backdoors via implicit hypergradient," in </w:t>
+      </w:r>
+      <w:r>
+        <w:rPr>
+          <w:i/>
+          <w:iCs/>
+        </w:rPr>
+        <w:t>Proc. Int. Conf. Learn. Represent. (ICLR)</w:t>
+      </w:r>
+      <w:r>
+        <w:t>, 2022.</w:t>
       </w:r>
     </w:p>
     <w:p>
@@ -7826,7 +8216,17 @@
         <w:pStyle w:val="a0"/>
       </w:pPr>
       <w:r>
-        <w:t>[15] Y. Zeng, W. Park, Z. M. Mao, and R. Jia, “Rethinking the backdoor attacks’ triggers: A frequency perspective,” in ICCV, 2021.</w:t>
+        <w:t xml:space="preserve">[14] Y. Li, X. Lyu, N. Koren, L. Lyu, B. Li, and X. Ma, "Anti-backdoor learning: Training clean models on poisoned data," in </w:t>
+      </w:r>
+      <w:r>
+        <w:rPr>
+          <w:i/>
+          <w:iCs/>
+        </w:rPr>
+        <w:t>Adv. Neural Inf. Process. Syst. (NeurIPS)</w:t>
+      </w:r>
+      <w:r>
+        <w:t>, vol. 34, 2021, pp. 26500–26512.</w:t>
       </w:r>
     </w:p>
     <w:p>
@@ -7834,7 +8234,17 @@
         <w:pStyle w:val="a0"/>
       </w:pPr>
       <w:r>
-        <w:t>[16] K. He, X. Zhang, S. Ren, and J. Sun, “Deep residual learning for image recognition,” in Proceedings of the IEEE conference on computer vision and pattern recognition, 2016, pp. 770-778.</w:t>
+        <w:t xml:space="preserve">[15] Y. Zeng, W. Park, Z. M. Mao, and R. Jia, "Rethinking the backdoor attacks' triggers: A frequency perspective," in </w:t>
+      </w:r>
+      <w:r>
+        <w:rPr>
+          <w:i/>
+          <w:iCs/>
+        </w:rPr>
+        <w:t>Proc. IEEE/CVF Int. Conf. Comput. Vis. (ICCV)</w:t>
+      </w:r>
+      <w:r>
+        <w:t>, 2021, pp. 4583–4593.</w:t>
       </w:r>
     </w:p>
     <w:p>
@@ -7842,10 +8252,41 @@
         <w:pStyle w:val="a0"/>
       </w:pPr>
       <w:r>
-        <w:t>[17] C. Szegedy, W. Liu, Y. Jia, P. Sermanet, S. Reed, D. Anguelov, D. Erhan, V. Vanhoucke, and A. Rabinovich, “Going deeper with convolutions,” in Proceedings of the IEEE conference on computer vision and pattern recognition, 2015, pp. 1-9.</w:t>
-      </w:r>
-      <w:bookmarkEnd w:id="0"/>
-      <w:bookmarkEnd w:id="29"/>
+        <w:t xml:space="preserve">[16] K. He, X. Zhang, S. Ren, and J. Sun, "Deep residual learning for image recognition," in </w:t>
+      </w:r>
+      <w:r>
+        <w:rPr>
+          <w:i/>
+          <w:iCs/>
+        </w:rPr>
+        <w:t>Proc. IEEE Conf. Comput. Vis. Pattern Recognit. (CVPR)</w:t>
+      </w:r>
+      <w:r>
+        <w:t>, 2016, pp. 770–778. doi: 10.1109/CVPR.2016.90</w:t>
+      </w:r>
+    </w:p>
+    <w:p>
+      <w:pPr>
+        <w:pStyle w:val="a0"/>
+      </w:pPr>
+      <w:r>
+        <w:t xml:space="preserve">[17] C. Szegedy, W. Liu, Y. Jia, P. Sermanet, S. Reed, D. Anguelov, D. Erhan, V. Vanhoucke, and A. Rabinovich, "Going deeper with convolutions," in </w:t>
+      </w:r>
+      <w:r>
+        <w:rPr>
+          <w:i/>
+          <w:iCs/>
+        </w:rPr>
+        <w:t>Proc. IEEE Conf. Comput. Vis. Pattern Recognit. (CVPR)</w:t>
+      </w:r>
+      <w:r>
+        <w:t>, 2015, pp. 1–9. doi: 10.1109/CVPR.2015.7298594</w:t>
+      </w:r>
+    </w:p>
+    <w:p>
+      <w:pPr>
+        <w:pStyle w:val="a0"/>
+      </w:pPr>
     </w:p>
     <w:sectPr>
       <w:footnotePr>
@@ -9274,6 +9715,27 @@
       </w:tblBorders>
     </w:tblPr>
   </w:style>
+  <w:style w:type="character" w:styleId="af5">
+    <w:name w:val="Unresolved Mention"/>
+    <w:basedOn w:val="a1"/>
+    <w:uiPriority w:val="99"/>
+    <w:semiHidden/>
+    <w:unhideWhenUsed/>
+    <w:rsid w:val="005822B7"/>
+    <w:rPr>
+      <w:color w:val="605E5C"/>
+      <w:shd w:val="clear" w:color="auto" w:fill="E1DFDD"/>
+    </w:rPr>
+  </w:style>
+  <w:style w:type="character" w:styleId="af6">
+    <w:name w:val="FollowedHyperlink"/>
+    <w:basedOn w:val="a1"/>
+    <w:rsid w:val="005822B7"/>
+    <w:rPr>
+      <w:color w:val="96607D" w:themeColor="followedHyperlink"/>
+      <w:u w:val="single"/>
+    </w:rPr>
+  </w:style>
 </w:styles>
 </file>
 

--- a/doc/NARCISSUS_Transferability_Paper.docx
+++ b/doc/NARCISSUS_Transferability_Paper.docx
@@ -23,6 +23,9 @@
     <w:p>
       <w:pPr>
         <w:pStyle w:val="a0"/>
+        <w:rPr>
+          <w:rFonts w:hint="eastAsia"/>
+        </w:rPr>
       </w:pPr>
       <w:r>
         <w:rPr>
@@ -45,21 +48,28 @@
         </w:rPr>
         <w:t>20232131040</w:t>
       </w:r>
-      <w:proofErr w:type="gramStart"/>
       <w:r>
         <w:rPr>
           <w:rFonts w:hint="eastAsia"/>
         </w:rPr>
         <w:t>章鸿辉</w:t>
       </w:r>
-      <w:proofErr w:type="gramEnd"/>
+      <w:r>
+        <w:rPr>
+          <w:rFonts w:hint="eastAsia"/>
+        </w:rPr>
+        <w:t xml:space="preserve"> 20232131055 </w:t>
+      </w:r>
+      <w:r>
+        <w:rPr>
+          <w:rFonts w:hint="eastAsia"/>
+        </w:rPr>
+        <w:t>曾翔</w:t>
+      </w:r>
     </w:p>
     <w:p>
       <w:pPr>
         <w:pStyle w:val="a0"/>
-        <w:rPr>
-          <w:rFonts w:hint="eastAsia"/>
-        </w:rPr>
       </w:pPr>
       <w:r>
         <w:t>G</w:t>
@@ -8119,15 +8129,7 @@
         <w:t>Proc. AAAI Conf. Artif. Intell.</w:t>
       </w:r>
       <w:r>
-        <w:t>, vol. 34, no. 07, 2020, pp. 11957–11965. doi: 10.1609/</w:t>
-      </w:r>
-      <w:proofErr w:type="gramStart"/>
-      <w:r>
-        <w:t>aaai.v</w:t>
-      </w:r>
-      <w:proofErr w:type="gramEnd"/>
-      <w:r>
-        <w:t>34i07.6871</w:t>
+        <w:t>, vol. 34, no. 07, 2020, pp. 11957–11965. doi: 10.1609/aaai.v34i07.6871</w:t>
       </w:r>
     </w:p>
     <w:p>
